--- a/pr-preview/pr-245/chapters/citations-evidence-tracked-changes.docx
+++ b/pr-preview/pr-245/chapters/citations-evidence-tracked-changes.docx
@@ -16,7 +16,7 @@
       </w:pPr>
       <w:del w:id="1" w:author="PR Preview" w:date="2026-01-01T00:00:00Z">
         <w:r>
-          <w:delText xml:space="preserve">Last modified: 2026-10-16 10:41:10 (PDT)</w:delText>
+          <w:delText xml:space="preserve">Last modified: 2026-10-16 16:41:57 (PDT)</w:delText>
         </w:r>
       </w:del>
     </w:p>
@@ -26,7 +26,7 @@
       </w:pPr>
       <w:ins w:id="2" w:author="PR Preview" w:date="2026-01-01T00:00:00Z">
         <w:r>
-          <w:t xml:space="preserve">Last modified: 2026-10-16 16:33:12 (PDT)</w:t>
+          <w:t xml:space="preserve">Last modified: 2026-10-16 16:42:31 (PDT)</w:t>
         </w:r>
       </w:ins>
     </w:p>
@@ -2843,7 +2843,7 @@
     </w:p>
     <w:bookmarkEnd w:id="33"/>
     <w:bookmarkEnd w:id="34"/>
-    <w:bookmarkStart w:id="37" w:name="cite-wikipedia-beside-the-primary-source"/>
+    <w:bookmarkStart w:id="36" w:name="cite-wikipedia-beside-the-primary-source"/>
     <w:p>
       <w:pPr>
         <w:pStyle w:val="Heading2"/>
@@ -3001,288 +3001,105 @@
     </w:p>
     <w:p>
       <w:pPr>
-        <w:pStyle w:val="Heading2"/>
-      </w:pPr>
-      <w:ins w:id="56" w:author="PR Preview" w:date="2026-01-01T00:00:00Z">
-        <w:r>
-          <w:t xml:space="preserve">8 Cite Wikipedia, beside the primary source</w:t>
-        </w:r>
-      </w:ins>
+        <w:pStyle w:val="Compact"/>
+        <w:numPr>
+          <w:ilvl w:val="0"/>
+          <w:numId w:val="1016"/>
+        </w:numPr>
+      </w:pPr>
+      <w:del w:id="56" w:author="PR Preview" w:date="2026-01-01T00:00:00Z">
+        <w:r>
+          <w:delText xml:space="preserve">Link the article for the specific concept, not a broader article that mentions it.</w:delText>
+        </w:r>
+      </w:del>
+    </w:p>
+    <w:p>
+      <w:pPr>
+        <w:pStyle w:val="Compact"/>
+        <w:numPr>
+          <w:ilvl w:val="0"/>
+          <w:numId w:val="1016"/>
+        </w:numPr>
+      </w:pPr>
+      <w:del w:id="57" w:author="PR Preview" w:date="2026-01-01T00:00:00Z">
+        <w:r>
+          <w:delText xml:space="preserve">Read the article’s definition before linking it,</w:delText>
+        </w:r>
+      </w:del>
+      <w:del w:id="58" w:author="PR Preview" w:date="2026-01-01T00:00:00Z">
+        <w:r>
+          <w:delText xml:space="preserve"> </w:delText>
+        </w:r>
+      </w:del>
+      <w:del w:id="59" w:author="PR Preview" w:date="2026-01-01T00:00:00Z">
+        <w:r>
+          <w:delText xml:space="preserve">because notation and conventions vary,</w:delText>
+        </w:r>
+      </w:del>
+      <w:del w:id="60" w:author="PR Preview" w:date="2026-01-01T00:00:00Z">
+        <w:r>
+          <w:delText xml:space="preserve"> </w:delText>
+        </w:r>
+      </w:del>
+      <w:del w:id="61" w:author="PR Preview" w:date="2026-01-01T00:00:00Z">
+        <w:r>
+          <w:delText xml:space="preserve">and a reader who follows the link should find the same concept you defined.</w:delText>
+        </w:r>
+      </w:del>
+      <w:del w:id="62" w:author="PR Preview" w:date="2026-01-01T00:00:00Z">
+        <w:r>
+          <w:delText xml:space="preserve"> </w:delText>
+        </w:r>
+      </w:del>
+      <w:del w:id="63" w:author="PR Preview" w:date="2026-01-01T00:00:00Z">
+        <w:r>
+          <w:delText xml:space="preserve">If the article’s convention differs from yours, say how.</w:delText>
+        </w:r>
+      </w:del>
+    </w:p>
+    <w:p>
+      <w:pPr>
+        <w:pStyle w:val="Compact"/>
+        <w:numPr>
+          <w:ilvl w:val="0"/>
+          <w:numId w:val="1016"/>
+        </w:numPr>
+      </w:pPr>
+      <w:del w:id="64" w:author="PR Preview" w:date="2026-01-01T00:00:00Z">
+        <w:r>
+          <w:delText xml:space="preserve">Use a stable link to the article, not to a search result.</w:delText>
+        </w:r>
+      </w:del>
+    </w:p>
+    <w:p>
+      <w:pPr>
+        <w:pStyle w:val="Compact"/>
+        <w:numPr>
+          <w:ilvl w:val="0"/>
+          <w:numId w:val="1016"/>
+        </w:numPr>
+      </w:pPr>
+      <w:del w:id="65" w:author="PR Preview" w:date="2026-01-01T00:00:00Z">
+        <w:r>
+          <w:delText xml:space="preserve">Link a term once where it is defined, not at every use;</w:delText>
+        </w:r>
+      </w:del>
+      <w:del w:id="66" w:author="PR Preview" w:date="2026-01-01T00:00:00Z">
+        <w:r>
+          <w:delText xml:space="preserve"> </w:delText>
+        </w:r>
+      </w:del>
+      <w:del w:id="67" w:author="PR Preview" w:date="2026-01-01T00:00:00Z">
+        <w:r>
+          <w:delText xml:space="preserve">later uses link to your own definition.</w:delText>
+        </w:r>
+      </w:del>
     </w:p>
     <w:p>
       <w:pPr>
         <w:pStyle w:val="FirstParagraph"/>
       </w:pPr>
-      <w:ins w:id="57" w:author="PR Preview" w:date="2026-01-01T00:00:00Z">
-        <w:r>
-          <w:t xml:space="preserve">Wikipedia is free to every reader,</w:t>
-        </w:r>
-      </w:ins>
-      <w:ins w:id="58" w:author="PR Preview" w:date="2026-01-01T00:00:00Z">
-        <w:r>
-          <w:t xml:space="preserve"> </w:t>
-        </w:r>
-      </w:ins>
-      <w:ins w:id="59" w:author="PR Preview" w:date="2026-01-01T00:00:00Z">
-        <w:r>
-          <w:t xml:space="preserve">and its articles on definitions, theorems and methods are usually reliable enough</w:t>
-        </w:r>
-      </w:ins>
-      <w:ins w:id="60" w:author="PR Preview" w:date="2026-01-01T00:00:00Z">
-        <w:r>
-          <w:t xml:space="preserve"> </w:t>
-        </w:r>
-      </w:ins>
-      <w:ins w:id="61" w:author="PR Preview" w:date="2026-01-01T00:00:00Z">
-        <w:r>
-          <w:t xml:space="preserve">to orient a newcomer.</w:t>
-        </w:r>
-      </w:ins>
-      <w:ins w:id="62" w:author="PR Preview" w:date="2026-01-01T00:00:00Z">
-        <w:r>
-          <w:t xml:space="preserve"> </w:t>
-        </w:r>
-      </w:ins>
-      <w:ins w:id="63" w:author="PR Preview" w:date="2026-01-01T00:00:00Z">
-        <w:r>
-          <w:t xml:space="preserve">So cite the Wikipedia article for each definition, theorem or named method whenever one exists,</w:t>
-        </w:r>
-      </w:ins>
-      <w:ins w:id="64" w:author="PR Preview" w:date="2026-01-01T00:00:00Z">
-        <w:r>
-          <w:t xml:space="preserve"> </w:t>
-        </w:r>
-      </w:ins>
-      <w:ins w:id="65" w:author="PR Preview" w:date="2026-01-01T00:00:00Z">
-        <w:r>
-          <w:t xml:space="preserve">and offer it as further reading:</w:t>
-        </w:r>
-      </w:ins>
-      <w:ins w:id="66" w:author="PR Preview" w:date="2026-01-01T00:00:00Z">
-        <w:r>
-          <w:t xml:space="preserve"> </w:t>
-        </w:r>
-      </w:ins>
-      <w:ins w:id="67" w:author="PR Preview" w:date="2026-01-01T00:00:00Z">
-        <w:r>
-          <w:t xml:space="preserve">the citation gives readers a second, free presentation</w:t>
-        </w:r>
-      </w:ins>
-      <w:ins w:id="68" w:author="PR Preview" w:date="2026-01-01T00:00:00Z">
-        <w:r>
-          <w:t xml:space="preserve"> </w:t>
-        </w:r>
-      </w:ins>
-      <w:ins w:id="69" w:author="PR Preview" w:date="2026-01-01T00:00:00Z">
-        <w:r>
-          <w:t xml:space="preserve">without leaving them to search for it.</w:t>
-        </w:r>
-      </w:ins>
-    </w:p>
-    <w:p>
-      <w:pPr>
-        <w:pStyle w:val="BodyText"/>
-      </w:pPr>
-      <w:ins w:id="70" w:author="PR Preview" w:date="2026-01-01T00:00:00Z">
-        <w:r>
-          <w:t xml:space="preserve">The Wikipedia citation adds to the traditional reference and never replaces it.</w:t>
-        </w:r>
-      </w:ins>
-      <w:ins w:id="71" w:author="PR Preview" w:date="2026-01-01T00:00:00Z">
-        <w:r>
-          <w:t xml:space="preserve"> </w:t>
-        </w:r>
-      </w:ins>
-      <w:ins w:id="72" w:author="PR Preview" w:date="2026-01-01T00:00:00Z">
-        <w:r>
-          <w:t xml:space="preserve">Put it right after the content it covers, as</w:t>
-        </w:r>
-      </w:ins>
-      <w:ins w:id="73" w:author="PR Preview" w:date="2026-01-01T00:00:00Z">
-        <w:r>
-          <w:t xml:space="preserve"> </w:t>
-        </w:r>
-      </w:ins>
-      <w:ins w:id="74" w:author="PR Preview" w:date="2026-01-01T00:00:00Z">
-        <w:r>
-          <w:rPr>
-            <w:rStyle w:val="VerbatimChar"/>
-          </w:rPr>
-          <w:t xml:space="preserve">([Wikipedia: Title](url))</w:t>
-        </w:r>
-      </w:ins>
-      <w:ins w:id="75" w:author="PR Preview" w:date="2026-01-01T00:00:00Z">
-        <w:r>
-          <w:t xml:space="preserve">,</w:t>
-        </w:r>
-      </w:ins>
-      <w:ins w:id="76" w:author="PR Preview" w:date="2026-01-01T00:00:00Z">
-        <w:r>
-          <w:t xml:space="preserve"> </w:t>
-        </w:r>
-      </w:ins>
-      <w:ins w:id="77" w:author="PR Preview" w:date="2026-01-01T00:00:00Z">
-        <w:r>
-          <w:t xml:space="preserve">and keep the primary source’s citation beside the claim it supports.</w:t>
-        </w:r>
-      </w:ins>
-      <w:ins w:id="78" w:author="PR Preview" w:date="2026-01-01T00:00:00Z">
-        <w:r>
-          <w:t xml:space="preserve"> </w:t>
-        </w:r>
-      </w:ins>
-      <w:ins w:id="79" w:author="PR Preview" w:date="2026-01-01T00:00:00Z">
-        <w:r>
-          <w:t xml:space="preserve">Where a page ends a section with further reading,</w:t>
-        </w:r>
-      </w:ins>
-      <w:ins w:id="80" w:author="PR Preview" w:date="2026-01-01T00:00:00Z">
-        <w:r>
-          <w:t xml:space="preserve"> </w:t>
-        </w:r>
-      </w:ins>
-      <w:ins w:id="81" w:author="PR Preview" w:date="2026-01-01T00:00:00Z">
-        <w:r>
-          <w:t xml:space="preserve">list the same Wikipedia article there too, next to the textbook chapters.</w:t>
-        </w:r>
-      </w:ins>
-    </w:p>
-    <w:p>
-      <w:pPr>
-        <w:pStyle w:val="Compact"/>
-        <w:numPr>
-          <w:ilvl w:val="0"/>
-          <w:numId w:val="1016"/>
-        </w:numPr>
-      </w:pPr>
-      <w:r>
-        <w:t xml:space="preserve">Link the article for the specific concept, not a broader article that mentions it.</w:t>
-      </w:r>
-    </w:p>
-    <w:p>
-      <w:pPr>
-        <w:pStyle w:val="Compact"/>
-        <w:numPr>
-          <w:ilvl w:val="0"/>
-          <w:numId w:val="1016"/>
-        </w:numPr>
-      </w:pPr>
-      <w:del w:id="82" w:author="PR Preview" w:date="2026-01-01T00:00:00Z">
-        <w:r>
-          <w:delText xml:space="preserve">Read the article’s definition before linking it,</w:delText>
-        </w:r>
-      </w:del>
-      <w:del w:id="83" w:author="PR Preview" w:date="2026-01-01T00:00:00Z">
-        <w:r>
-          <w:delText xml:space="preserve"> </w:delText>
-        </w:r>
-      </w:del>
-      <w:del w:id="84" w:author="PR Preview" w:date="2026-01-01T00:00:00Z">
-        <w:r>
-          <w:delText xml:space="preserve">because notation and conventions vary,</w:delText>
-        </w:r>
-      </w:del>
-      <w:del w:id="85" w:author="PR Preview" w:date="2026-01-01T00:00:00Z">
-        <w:r>
-          <w:delText xml:space="preserve"> </w:delText>
-        </w:r>
-      </w:del>
-      <w:del w:id="86" w:author="PR Preview" w:date="2026-01-01T00:00:00Z">
-        <w:r>
-          <w:delText xml:space="preserve">and a reader who follows the link should find the same concept you defined.</w:delText>
-        </w:r>
-      </w:del>
-      <w:del w:id="87" w:author="PR Preview" w:date="2026-01-01T00:00:00Z">
-        <w:r>
-          <w:delText xml:space="preserve"> </w:delText>
-        </w:r>
-      </w:del>
-      <w:del w:id="88" w:author="PR Preview" w:date="2026-01-01T00:00:00Z">
-        <w:r>
-          <w:delText xml:space="preserve">If the article’s convention differs from yours, say how.</w:delText>
-        </w:r>
-      </w:del>
-    </w:p>
-    <w:p>
-      <w:pPr>
-        <w:pStyle w:val="Compact"/>
-        <w:numPr>
-          <w:ilvl w:val="0"/>
-          <w:numId w:val="1016"/>
-        </w:numPr>
-      </w:pPr>
-      <w:ins w:id="89" w:author="PR Preview" w:date="2026-01-01T00:00:00Z">
-        <w:r>
-          <w:t xml:space="preserve">Read the article’s definition before citing it,</w:t>
-        </w:r>
-      </w:ins>
-      <w:ins w:id="90" w:author="PR Preview" w:date="2026-01-01T00:00:00Z">
-        <w:r>
-          <w:t xml:space="preserve"> </w:t>
-        </w:r>
-      </w:ins>
-      <w:ins w:id="91" w:author="PR Preview" w:date="2026-01-01T00:00:00Z">
-        <w:r>
-          <w:t xml:space="preserve">because notation and conventions vary,</w:t>
-        </w:r>
-      </w:ins>
-      <w:ins w:id="92" w:author="PR Preview" w:date="2026-01-01T00:00:00Z">
-        <w:r>
-          <w:t xml:space="preserve"> </w:t>
-        </w:r>
-      </w:ins>
-      <w:ins w:id="93" w:author="PR Preview" w:date="2026-01-01T00:00:00Z">
-        <w:r>
-          <w:t xml:space="preserve">and a reader who follows the link should find the same concept you defined.</w:t>
-        </w:r>
-      </w:ins>
-      <w:ins w:id="94" w:author="PR Preview" w:date="2026-01-01T00:00:00Z">
-        <w:r>
-          <w:t xml:space="preserve"> </w:t>
-        </w:r>
-      </w:ins>
-      <w:ins w:id="95" w:author="PR Preview" w:date="2026-01-01T00:00:00Z">
-        <w:r>
-          <w:t xml:space="preserve">If the article’s convention differs from yours, say how.</w:t>
-        </w:r>
-      </w:ins>
-    </w:p>
-    <w:p>
-      <w:pPr>
-        <w:pStyle w:val="Compact"/>
-        <w:numPr>
-          <w:ilvl w:val="0"/>
-          <w:numId w:val="1016"/>
-        </w:numPr>
-      </w:pPr>
-      <w:r>
-        <w:t xml:space="preserve">Use a stable link to the article, not to a search result.</w:t>
-      </w:r>
-    </w:p>
-    <w:p>
-      <w:pPr>
-        <w:pStyle w:val="Compact"/>
-        <w:numPr>
-          <w:ilvl w:val="0"/>
-          <w:numId w:val="1016"/>
-        </w:numPr>
-      </w:pPr>
-      <w:r>
-        <w:t xml:space="preserve">Link a term once where it is defined, not at every use;</w:t>
-      </w:r>
-      <w:r>
-        <w:t xml:space="preserve"> </w:t>
-      </w:r>
-      <w:r>
-        <w:t xml:space="preserve">later uses link to your own definition.</w:t>
-      </w:r>
-    </w:p>
-    <w:bookmarkStart w:id="36" w:name="exm-link-wikipedia"/>
-    <w:p>
-      <w:pPr>
-        <w:pStyle w:val="FirstParagraph"/>
-      </w:pPr>
-      <w:del w:id="96" w:author="PR Preview" w:date="2026-01-01T00:00:00Z">
+      <w:del w:id="68" w:author="PR Preview" w:date="2026-01-01T00:00:00Z">
         <w:r>
           <w:rPr>
             <w:b/>
@@ -3291,12 +3108,12 @@
           <w:delText xml:space="preserve">Example 3 (Linking a definition to Wikipedia)</w:delText>
         </w:r>
       </w:del>
-      <w:del w:id="97" w:author="PR Preview" w:date="2026-01-01T00:00:00Z">
+      <w:del w:id="69" w:author="PR Preview" w:date="2026-01-01T00:00:00Z">
         <w:r>
           <w:delText xml:space="preserve"> </w:delText>
         </w:r>
       </w:del>
-      <w:del w:id="98" w:author="PR Preview" w:date="2026-01-01T00:00:00Z">
+      <w:del w:id="70" w:author="PR Preview" w:date="2026-01-01T00:00:00Z">
         <w:r>
           <w:delText xml:space="preserve"> </w:delText>
         </w:r>
@@ -3304,9 +3121,366 @@
     </w:p>
     <w:p>
       <w:pPr>
+        <w:pStyle w:val="Heading2"/>
+      </w:pPr>
+      <w:ins w:id="71" w:author="PR Preview" w:date="2026-01-01T00:00:00Z">
+        <w:r>
+          <w:t xml:space="preserve">8 Cite Wikipedia, beside the primary source</w:t>
+        </w:r>
+      </w:ins>
+    </w:p>
+    <w:p>
+      <w:pPr>
         <w:pStyle w:val="FirstParagraph"/>
       </w:pPr>
+      <w:ins w:id="72" w:author="PR Preview" w:date="2026-01-01T00:00:00Z">
+        <w:r>
+          <w:t xml:space="preserve">Wikipedia is free to every reader,</w:t>
+        </w:r>
+      </w:ins>
+      <w:ins w:id="73" w:author="PR Preview" w:date="2026-01-01T00:00:00Z">
+        <w:r>
+          <w:t xml:space="preserve"> </w:t>
+        </w:r>
+      </w:ins>
+      <w:ins w:id="74" w:author="PR Preview" w:date="2026-01-01T00:00:00Z">
+        <w:r>
+          <w:t xml:space="preserve">and its articles on definitions, theorems and methods are usually reliable enough</w:t>
+        </w:r>
+      </w:ins>
+      <w:ins w:id="75" w:author="PR Preview" w:date="2026-01-01T00:00:00Z">
+        <w:r>
+          <w:t xml:space="preserve"> </w:t>
+        </w:r>
+      </w:ins>
+      <w:ins w:id="76" w:author="PR Preview" w:date="2026-01-01T00:00:00Z">
+        <w:r>
+          <w:t xml:space="preserve">to orient a newcomer.</w:t>
+        </w:r>
+      </w:ins>
+      <w:ins w:id="77" w:author="PR Preview" w:date="2026-01-01T00:00:00Z">
+        <w:r>
+          <w:t xml:space="preserve"> </w:t>
+        </w:r>
+      </w:ins>
+      <w:ins w:id="78" w:author="PR Preview" w:date="2026-01-01T00:00:00Z">
+        <w:r>
+          <w:t xml:space="preserve">So cite the Wikipedia article for each definition, theorem or named method whenever one exists,</w:t>
+        </w:r>
+      </w:ins>
+      <w:ins w:id="79" w:author="PR Preview" w:date="2026-01-01T00:00:00Z">
+        <w:r>
+          <w:t xml:space="preserve"> </w:t>
+        </w:r>
+      </w:ins>
+      <w:ins w:id="80" w:author="PR Preview" w:date="2026-01-01T00:00:00Z">
+        <w:r>
+          <w:t xml:space="preserve">and offer it as further reading:</w:t>
+        </w:r>
+      </w:ins>
+      <w:ins w:id="81" w:author="PR Preview" w:date="2026-01-01T00:00:00Z">
+        <w:r>
+          <w:t xml:space="preserve"> </w:t>
+        </w:r>
+      </w:ins>
+      <w:ins w:id="82" w:author="PR Preview" w:date="2026-01-01T00:00:00Z">
+        <w:r>
+          <w:t xml:space="preserve">the citation gives readers a second, free presentation</w:t>
+        </w:r>
+      </w:ins>
+      <w:ins w:id="83" w:author="PR Preview" w:date="2026-01-01T00:00:00Z">
+        <w:r>
+          <w:t xml:space="preserve"> </w:t>
+        </w:r>
+      </w:ins>
+      <w:ins w:id="84" w:author="PR Preview" w:date="2026-01-01T00:00:00Z">
+        <w:r>
+          <w:t xml:space="preserve">without leaving them to search for it.</w:t>
+        </w:r>
+      </w:ins>
+    </w:p>
+    <w:p>
+      <w:pPr>
+        <w:pStyle w:val="BodyText"/>
+      </w:pPr>
+      <w:ins w:id="85" w:author="PR Preview" w:date="2026-01-01T00:00:00Z">
+        <w:r>
+          <w:t xml:space="preserve">The Wikipedia citation adds to the traditional reference and never replaces it.</w:t>
+        </w:r>
+      </w:ins>
+      <w:ins w:id="86" w:author="PR Preview" w:date="2026-01-01T00:00:00Z">
+        <w:r>
+          <w:t xml:space="preserve"> </w:t>
+        </w:r>
+      </w:ins>
+      <w:ins w:id="87" w:author="PR Preview" w:date="2026-01-01T00:00:00Z">
+        <w:r>
+          <w:t xml:space="preserve">Cite it through the bibliography like any other source,</w:t>
+        </w:r>
+      </w:ins>
+      <w:ins w:id="88" w:author="PR Preview" w:date="2026-01-01T00:00:00Z">
+        <w:r>
+          <w:t xml:space="preserve"> </w:t>
+        </w:r>
+      </w:ins>
+      <w:ins w:id="89" w:author="PR Preview" w:date="2026-01-01T00:00:00Z">
+        <w:r>
+          <w:t xml:space="preserve">with a</w:t>
+        </w:r>
+      </w:ins>
+      <w:ins w:id="90" w:author="PR Preview" w:date="2026-01-01T00:00:00Z">
+        <w:r>
+          <w:t xml:space="preserve"> </w:t>
+        </w:r>
+      </w:ins>
+      <w:ins w:id="91" w:author="PR Preview" w:date="2026-01-01T00:00:00Z">
+        <w:r>
+          <w:rPr>
+            <w:rStyle w:val="VerbatimChar"/>
+          </w:rPr>
+          <w:t xml:space="preserve">@misc</w:t>
+        </w:r>
+      </w:ins>
+      <w:ins w:id="92" w:author="PR Preview" w:date="2026-01-01T00:00:00Z">
+        <w:r>
+          <w:t xml:space="preserve"> </w:t>
+        </w:r>
+      </w:ins>
+      <w:ins w:id="93" w:author="PR Preview" w:date="2026-01-01T00:00:00Z">
+        <w:r>
+          <w:t xml:space="preserve">entry in</w:t>
+        </w:r>
+      </w:ins>
+      <w:ins w:id="94" w:author="PR Preview" w:date="2026-01-01T00:00:00Z">
+        <w:r>
+          <w:t xml:space="preserve"> </w:t>
+        </w:r>
+      </w:ins>
+      <w:ins w:id="95" w:author="PR Preview" w:date="2026-01-01T00:00:00Z">
+        <w:r>
+          <w:rPr>
+            <w:rStyle w:val="VerbatimChar"/>
+          </w:rPr>
+          <w:t xml:space="preserve">references.bib</w:t>
+        </w:r>
+      </w:ins>
+      <w:ins w:id="96" w:author="PR Preview" w:date="2026-01-01T00:00:00Z">
+        <w:r>
+          <w:t xml:space="preserve"> </w:t>
+        </w:r>
+      </w:ins>
+      <w:ins w:id="97" w:author="PR Preview" w:date="2026-01-01T00:00:00Z">
+        <w:r>
+          <w:t xml:space="preserve">(author</w:t>
+        </w:r>
+      </w:ins>
+      <w:ins w:id="98" w:author="PR Preview" w:date="2026-01-01T00:00:00Z">
+        <w:r>
+          <w:t xml:space="preserve"> </w:t>
+        </w:r>
+      </w:ins>
       <w:ins w:id="99" w:author="PR Preview" w:date="2026-01-01T00:00:00Z">
+        <w:r>
+          <w:rPr>
+            <w:rStyle w:val="VerbatimChar"/>
+          </w:rPr>
+          <w:t xml:space="preserve">{Wikipedia contributors}</w:t>
+        </w:r>
+      </w:ins>
+      <w:ins w:id="100" w:author="PR Preview" w:date="2026-01-01T00:00:00Z">
+        <w:r>
+          <w:t xml:space="preserve">, the article’s URL, the access date)</w:t>
+        </w:r>
+      </w:ins>
+      <w:ins w:id="101" w:author="PR Preview" w:date="2026-01-01T00:00:00Z">
+        <w:r>
+          <w:t xml:space="preserve"> </w:t>
+        </w:r>
+      </w:ins>
+      <w:ins w:id="102" w:author="PR Preview" w:date="2026-01-01T00:00:00Z">
+        <w:r>
+          <w:t xml:space="preserve">keyed</w:t>
+        </w:r>
+      </w:ins>
+      <w:ins w:id="103" w:author="PR Preview" w:date="2026-01-01T00:00:00Z">
+        <w:r>
+          <w:t xml:space="preserve"> </w:t>
+        </w:r>
+      </w:ins>
+      <w:ins w:id="104" w:author="PR Preview" w:date="2026-01-01T00:00:00Z">
+        <w:r>
+          <w:rPr>
+            <w:rStyle w:val="VerbatimChar"/>
+          </w:rPr>
+          <w:t xml:space="preserve">wikipedia_&lt;article_title&gt;</w:t>
+        </w:r>
+      </w:ins>
+      <w:ins w:id="105" w:author="PR Preview" w:date="2026-01-01T00:00:00Z">
+        <w:r>
+          <w:t xml:space="preserve">,</w:t>
+        </w:r>
+      </w:ins>
+      <w:ins w:id="106" w:author="PR Preview" w:date="2026-01-01T00:00:00Z">
+        <w:r>
+          <w:t xml:space="preserve"> </w:t>
+        </w:r>
+      </w:ins>
+      <w:ins w:id="107" w:author="PR Preview" w:date="2026-01-01T00:00:00Z">
+        <w:r>
+          <w:t xml:space="preserve">and put the citation right after the content it covers, as</w:t>
+        </w:r>
+      </w:ins>
+      <w:ins w:id="108" w:author="PR Preview" w:date="2026-01-01T00:00:00Z">
+        <w:r>
+          <w:t xml:space="preserve"> </w:t>
+        </w:r>
+      </w:ins>
+      <w:ins w:id="109" w:author="PR Preview" w:date="2026-01-01T00:00:00Z">
+        <w:r>
+          <w:rPr>
+            <w:rStyle w:val="VerbatimChar"/>
+          </w:rPr>
+          <w:t xml:space="preserve">[@wikipedia_poisson_distribution]</w:t>
+        </w:r>
+      </w:ins>
+      <w:ins w:id="110" w:author="PR Preview" w:date="2026-01-01T00:00:00Z">
+        <w:r>
+          <w:t xml:space="preserve">.</w:t>
+        </w:r>
+      </w:ins>
+      <w:ins w:id="111" w:author="PR Preview" w:date="2026-01-01T00:00:00Z">
+        <w:r>
+          <w:t xml:space="preserve"> </w:t>
+        </w:r>
+      </w:ins>
+      <w:ins w:id="112" w:author="PR Preview" w:date="2026-01-01T00:00:00Z">
+        <w:r>
+          <w:t xml:space="preserve">Keep the primary source’s citation beside the claim it supports.</w:t>
+        </w:r>
+      </w:ins>
+      <w:ins w:id="113" w:author="PR Preview" w:date="2026-01-01T00:00:00Z">
+        <w:r>
+          <w:t xml:space="preserve"> </w:t>
+        </w:r>
+      </w:ins>
+      <w:ins w:id="114" w:author="PR Preview" w:date="2026-01-01T00:00:00Z">
+        <w:r>
+          <w:t xml:space="preserve">Where a page ends a section with further reading,</w:t>
+        </w:r>
+      </w:ins>
+      <w:ins w:id="115" w:author="PR Preview" w:date="2026-01-01T00:00:00Z">
+        <w:r>
+          <w:t xml:space="preserve"> </w:t>
+        </w:r>
+      </w:ins>
+      <w:ins w:id="116" w:author="PR Preview" w:date="2026-01-01T00:00:00Z">
+        <w:r>
+          <w:t xml:space="preserve">list the same Wikipedia citation there too, next to the other further-reading sources.</w:t>
+        </w:r>
+      </w:ins>
+    </w:p>
+    <w:p>
+      <w:pPr>
+        <w:pStyle w:val="Compact"/>
+        <w:numPr>
+          <w:ilvl w:val="0"/>
+          <w:numId w:val="1016"/>
+        </w:numPr>
+      </w:pPr>
+      <w:ins w:id="117" w:author="PR Preview" w:date="2026-01-01T00:00:00Z">
+        <w:r>
+          <w:t xml:space="preserve">Cite the article for the specific concept, not a broader article that mentions it.</w:t>
+        </w:r>
+      </w:ins>
+    </w:p>
+    <w:p>
+      <w:pPr>
+        <w:pStyle w:val="Compact"/>
+        <w:numPr>
+          <w:ilvl w:val="0"/>
+          <w:numId w:val="1016"/>
+        </w:numPr>
+      </w:pPr>
+      <w:ins w:id="118" w:author="PR Preview" w:date="2026-01-01T00:00:00Z">
+        <w:r>
+          <w:t xml:space="preserve">Read the article’s definition before citing it,</w:t>
+        </w:r>
+      </w:ins>
+      <w:ins w:id="119" w:author="PR Preview" w:date="2026-01-01T00:00:00Z">
+        <w:r>
+          <w:t xml:space="preserve"> </w:t>
+        </w:r>
+      </w:ins>
+      <w:ins w:id="120" w:author="PR Preview" w:date="2026-01-01T00:00:00Z">
+        <w:r>
+          <w:t xml:space="preserve">because notation and conventions vary,</w:t>
+        </w:r>
+      </w:ins>
+      <w:ins w:id="121" w:author="PR Preview" w:date="2026-01-01T00:00:00Z">
+        <w:r>
+          <w:t xml:space="preserve"> </w:t>
+        </w:r>
+      </w:ins>
+      <w:ins w:id="122" w:author="PR Preview" w:date="2026-01-01T00:00:00Z">
+        <w:r>
+          <w:t xml:space="preserve">and a reader who follows the link should find the same concept you defined.</w:t>
+        </w:r>
+      </w:ins>
+      <w:ins w:id="123" w:author="PR Preview" w:date="2026-01-01T00:00:00Z">
+        <w:r>
+          <w:t xml:space="preserve"> </w:t>
+        </w:r>
+      </w:ins>
+      <w:ins w:id="124" w:author="PR Preview" w:date="2026-01-01T00:00:00Z">
+        <w:r>
+          <w:t xml:space="preserve">If the article’s convention differs from yours, say how.</w:t>
+        </w:r>
+      </w:ins>
+    </w:p>
+    <w:p>
+      <w:pPr>
+        <w:pStyle w:val="Compact"/>
+        <w:numPr>
+          <w:ilvl w:val="0"/>
+          <w:numId w:val="1016"/>
+        </w:numPr>
+      </w:pPr>
+      <w:ins w:id="125" w:author="PR Preview" w:date="2026-01-01T00:00:00Z">
+        <w:r>
+          <w:t xml:space="preserve">Use a stable URL for the article, not a search result.</w:t>
+        </w:r>
+      </w:ins>
+    </w:p>
+    <w:p>
+      <w:pPr>
+        <w:pStyle w:val="Compact"/>
+        <w:numPr>
+          <w:ilvl w:val="0"/>
+          <w:numId w:val="1016"/>
+        </w:numPr>
+      </w:pPr>
+      <w:ins w:id="126" w:author="PR Preview" w:date="2026-01-01T00:00:00Z">
+        <w:r>
+          <w:t xml:space="preserve">Cite an article once where its term is defined, not at every use;</w:t>
+        </w:r>
+      </w:ins>
+      <w:ins w:id="127" w:author="PR Preview" w:date="2026-01-01T00:00:00Z">
+        <w:r>
+          <w:t xml:space="preserve"> </w:t>
+        </w:r>
+      </w:ins>
+      <w:ins w:id="128" w:author="PR Preview" w:date="2026-01-01T00:00:00Z">
+        <w:r>
+          <w:t xml:space="preserve">later uses link to your own definition.</w:t>
+        </w:r>
+      </w:ins>
+    </w:p>
+    <w:bookmarkStart w:id="35" w:name="exm-link-wikipedia"/>
+    <w:p>
+      <w:pPr>
+        <w:pStyle w:val="FirstParagraph"/>
+      </w:pPr>
+      <w:ins w:id="129" w:author="PR Preview" w:date="2026-01-01T00:00:00Z">
         <w:r>
           <w:rPr>
             <w:b/>
@@ -3315,12 +3489,12 @@
           <w:t xml:space="preserve">Example 3 (Citing a definition’s Wikipedia article)</w:t>
         </w:r>
       </w:ins>
-      <w:ins w:id="100" w:author="PR Preview" w:date="2026-01-01T00:00:00Z">
+      <w:ins w:id="130" w:author="PR Preview" w:date="2026-01-01T00:00:00Z">
         <w:r>
           <w:t xml:space="preserve"> </w:t>
         </w:r>
       </w:ins>
-      <w:ins w:id="101" w:author="PR Preview" w:date="2026-01-01T00:00:00Z">
+      <w:ins w:id="131" w:author="PR Preview" w:date="2026-01-01T00:00:00Z">
         <w:r>
           <w:t xml:space="preserve"> </w:t>
         </w:r>
@@ -3354,58 +3528,76 @@
       <w:pPr>
         <w:pStyle w:val="BlockText"/>
       </w:pPr>
-      <w:r>
-        <w:t xml:space="preserve">✅ A</w:t>
-      </w:r>
-      <w:r>
-        <w:t xml:space="preserve"> </w:t>
-      </w:r>
-      <w:r>
-        <w:rPr>
-          <w:i/>
-          <w:iCs/>
-        </w:rPr>
-        <w:t xml:space="preserve">Poisson random variable</w:t>
-      </w:r>
-      <w:r>
-        <w:t xml:space="preserve"> </w:t>
-      </w:r>
-      <w:r>
-        <w:t xml:space="preserve">counts events in a fixed interval</w:t>
-      </w:r>
-      <w:r>
-        <w:t xml:space="preserve"> </w:t>
-      </w:r>
-      <w:r>
-        <w:t xml:space="preserve">(</w:t>
-      </w:r>
-      <w:hyperlink r:id="rId35">
+      <w:del w:id="132" w:author="PR Preview" w:date="2026-01-01T00:00:00Z">
+        <w:r>
+          <w:delText xml:space="preserve">✅ A</w:delText>
+        </w:r>
+      </w:del>
+      <w:del w:id="133" w:author="PR Preview" w:date="2026-01-01T00:00:00Z">
+        <w:r>
+          <w:delText xml:space="preserve"> </w:delText>
+        </w:r>
+      </w:del>
+      <w:del w:id="134" w:author="PR Preview" w:date="2026-01-01T00:00:00Z">
         <w:r>
           <w:rPr>
-            <w:rStyle w:val="Hyperlink"/>
+            <w:i/>
+            <w:iCs/>
           </w:rPr>
-          <w:t xml:space="preserve">Wikipedia: Poisson distribution</w:t>
-        </w:r>
+          <w:delText xml:space="preserve">Poisson random variable</w:delText>
+        </w:r>
+      </w:del>
+      <w:del w:id="135" w:author="PR Preview" w:date="2026-01-01T00:00:00Z">
+        <w:r>
+          <w:delText xml:space="preserve"> </w:delText>
+        </w:r>
+      </w:del>
+      <w:del w:id="136" w:author="PR Preview" w:date="2026-01-01T00:00:00Z">
+        <w:r>
+          <w:delText xml:space="preserve">counts events in a fixed interval</w:delText>
+        </w:r>
+      </w:del>
+      <w:del w:id="137" w:author="PR Preview" w:date="2026-01-01T00:00:00Z">
+        <w:r>
+          <w:delText xml:space="preserve"> </w:delText>
+        </w:r>
+      </w:del>
+      <w:del w:id="138" w:author="PR Preview" w:date="2026-01-01T00:00:00Z">
+        <w:r>
+          <w:delText xml:space="preserve">(</w:delText>
+        </w:r>
+      </w:del>
+      <w:hyperlink r:id="rId72">
+        <w:del w:id="139" w:author="PR Preview" w:date="2026-01-01T00:00:00Z">
+          <w:r>
+            <w:rPr>
+              <w:rStyle w:val="Hyperlink"/>
+            </w:rPr>
+            <w:delText xml:space="preserve">Wikipedia: Poisson distribution</w:delText>
+          </w:r>
+        </w:del>
       </w:hyperlink>
-      <w:r>
-        <w:t xml:space="preserve">).</w:t>
-      </w:r>
+      <w:del w:id="140" w:author="PR Preview" w:date="2026-01-01T00:00:00Z">
+        <w:r>
+          <w:delText xml:space="preserve">).</w:delText>
+        </w:r>
+      </w:del>
     </w:p>
     <w:p>
       <w:pPr>
         <w:pStyle w:val="FirstParagraph"/>
       </w:pPr>
-      <w:del w:id="102" w:author="PR Preview" w:date="2026-01-01T00:00:00Z">
+      <w:del w:id="141" w:author="PR Preview" w:date="2026-01-01T00:00:00Z">
         <w:r>
           <w:delText xml:space="preserve">A reader who wants another presentation of the Poisson distribution now has one,</w:delText>
         </w:r>
       </w:del>
-      <w:del w:id="103" w:author="PR Preview" w:date="2026-01-01T00:00:00Z">
+      <w:del w:id="142" w:author="PR Preview" w:date="2026-01-01T00:00:00Z">
         <w:r>
           <w:delText xml:space="preserve"> </w:delText>
         </w:r>
       </w:del>
-      <w:del w:id="104" w:author="PR Preview" w:date="2026-01-01T00:00:00Z">
+      <w:del w:id="143" w:author="PR Preview" w:date="2026-01-01T00:00:00Z">
         <w:r>
           <w:delText xml:space="preserve">and the definition itself still comes from your own text.</w:delText>
         </w:r>
@@ -3413,27 +3605,76 @@
     </w:p>
     <w:p>
       <w:pPr>
+        <w:pStyle w:val="BlockText"/>
+      </w:pPr>
+      <w:ins w:id="144" w:author="PR Preview" w:date="2026-01-01T00:00:00Z">
+        <w:r>
+          <w:t xml:space="preserve">✅ A</w:t>
+        </w:r>
+      </w:ins>
+      <w:ins w:id="145" w:author="PR Preview" w:date="2026-01-01T00:00:00Z">
+        <w:r>
+          <w:t xml:space="preserve"> </w:t>
+        </w:r>
+      </w:ins>
+      <w:ins w:id="146" w:author="PR Preview" w:date="2026-01-01T00:00:00Z">
+        <w:r>
+          <w:rPr>
+            <w:i/>
+            <w:iCs/>
+          </w:rPr>
+          <w:t xml:space="preserve">Poisson random variable</w:t>
+        </w:r>
+      </w:ins>
+      <w:ins w:id="147" w:author="PR Preview" w:date="2026-01-01T00:00:00Z">
+        <w:r>
+          <w:t xml:space="preserve"> </w:t>
+        </w:r>
+      </w:ins>
+      <w:ins w:id="148" w:author="PR Preview" w:date="2026-01-01T00:00:00Z">
+        <w:r>
+          <w:t xml:space="preserve">counts events in a fixed interval</w:t>
+        </w:r>
+      </w:ins>
+      <w:ins w:id="149" w:author="PR Preview" w:date="2026-01-01T00:00:00Z">
+        <w:r>
+          <w:t xml:space="preserve"> </w:t>
+        </w:r>
+      </w:ins>
+      <w:ins w:id="150" w:author="PR Preview" w:date="2026-01-01T00:00:00Z">
+        <w:r>
+          <w:t xml:space="preserve">(Wikipedia contributors 2026)</w:t>
+        </w:r>
+      </w:ins>
+      <w:ins w:id="151" w:author="PR Preview" w:date="2026-01-01T00:00:00Z">
+        <w:r>
+          <w:t xml:space="preserve">.</w:t>
+        </w:r>
+      </w:ins>
+    </w:p>
+    <w:p>
+      <w:pPr>
         <w:pStyle w:val="FirstParagraph"/>
       </w:pPr>
-      <w:ins w:id="105" w:author="PR Preview" w:date="2026-01-01T00:00:00Z">
+      <w:ins w:id="152" w:author="PR Preview" w:date="2026-01-01T00:00:00Z">
         <w:r>
           <w:t xml:space="preserve">A reader who wants another presentation of the Poisson distribution now has one,</w:t>
         </w:r>
       </w:ins>
-      <w:ins w:id="106" w:author="PR Preview" w:date="2026-01-01T00:00:00Z">
+      <w:ins w:id="153" w:author="PR Preview" w:date="2026-01-01T00:00:00Z">
         <w:r>
           <w:t xml:space="preserve"> </w:t>
         </w:r>
       </w:ins>
-      <w:ins w:id="107" w:author="PR Preview" w:date="2026-01-01T00:00:00Z">
+      <w:ins w:id="154" w:author="PR Preview" w:date="2026-01-01T00:00:00Z">
         <w:r>
           <w:t xml:space="preserve">and the definition itself still comes from your own text and its traditional reference.</w:t>
         </w:r>
       </w:ins>
     </w:p>
+    <w:bookmarkEnd w:id="35"/>
     <w:bookmarkEnd w:id="36"/>
-    <w:bookmarkEnd w:id="37"/>
-    <w:bookmarkStart w:id="38" w:name="best-practices"/>
+    <w:bookmarkStart w:id="37" w:name="best-practices"/>
     <w:p>
       <w:pPr>
         <w:pStyle w:val="Heading2"/>
@@ -3610,14 +3851,98 @@
         <w:t xml:space="preserve">: When possible, include work from different research groups and perspectives</w:t>
       </w:r>
     </w:p>
+    <w:bookmarkEnd w:id="37"/>
+    <w:bookmarkStart w:id="38" w:name="quote-the-original"/>
+    <w:p>
+      <w:pPr>
+        <w:pStyle w:val="Heading2"/>
+      </w:pPr>
+      <w:r>
+        <w:t xml:space="preserve">10 Quote the original</w:t>
+      </w:r>
+    </w:p>
+    <w:p>
+      <w:pPr>
+        <w:pStyle w:val="FirstParagraph"/>
+      </w:pPr>
+      <w:r>
+        <w:t xml:space="preserve">Quote and cite the source that said it,</w:t>
+      </w:r>
+      <w:r>
+        <w:t xml:space="preserve"> </w:t>
+      </w:r>
+      <w:r>
+        <w:t xml:space="preserve">not a later source that quotes it.</w:t>
+      </w:r>
+      <w:r>
+        <w:t xml:space="preserve"> </w:t>
+      </w:r>
+      <w:r>
+        <w:t xml:space="preserve">Check the wording and the page against the original.</w:t>
+      </w:r>
+    </w:p>
+    <w:p>
+      <w:pPr>
+        <w:pStyle w:val="BlockText"/>
+      </w:pPr>
+      <w:r>
+        <w:t xml:space="preserve">❌ Mitchell (1997), as quoted in Goodfellow et al. (2016), defines …</w:t>
+      </w:r>
+    </w:p>
+    <w:p>
+      <w:pPr>
+        <w:pStyle w:val="BlockText"/>
+      </w:pPr>
+      <w:r>
+        <w:t xml:space="preserve">✅</w:t>
+      </w:r>
+      <w:r>
+        <w:t xml:space="preserve"> </w:t>
+      </w:r>
+      <w:r>
+        <w:t xml:space="preserve">“A computer program is said to learn …”</w:t>
+      </w:r>
+      <w:r>
+        <w:t xml:space="preserve"> </w:t>
+      </w:r>
+      <w:r>
+        <w:t xml:space="preserve">(Mitchell 1997)</w:t>
+      </w:r>
+    </w:p>
+    <w:p>
+      <w:pPr>
+        <w:pStyle w:val="FirstParagraph"/>
+      </w:pPr>
+      <w:r>
+        <w:t xml:space="preserve">Credit a quotation to whoever speaks it in the primary source,</w:t>
+      </w:r>
+      <w:r>
+        <w:t xml:space="preserve"> </w:t>
+      </w:r>
+      <w:r>
+        <w:t xml:space="preserve">even when the speaker is quoting someone else.</w:t>
+      </w:r>
+      <w:r>
+        <w:t xml:space="preserve"> </w:t>
+      </w:r>
+      <w:r>
+        <w:t xml:space="preserve">When attribution is in doubt, read the primary source (a transcript, the original page) first.</w:t>
+      </w:r>
+      <w:r>
+        <w:t xml:space="preserve"> </w:t>
+      </w:r>
+      <w:r>
+        <w:t xml:space="preserve">Uncertainty about who said a line is not evidence about who said it.</w:t>
+      </w:r>
+    </w:p>
     <w:bookmarkEnd w:id="38"/>
-    <w:bookmarkStart w:id="39" w:name="quote-the-original"/>
+    <w:bookmarkStart w:id="39" w:name="Xdc6e961a4731f42c2c786ef03a498fc72396848"/>
     <w:p>
       <w:pPr>
         <w:pStyle w:val="Heading2"/>
       </w:pPr>
       <w:r>
-        <w:t xml:space="preserve">10 Quote the original</w:t>
+        <w:t xml:space="preserve">11 Copy organization names from their source</w:t>
       </w:r>
     </w:p>
     <w:p>
@@ -3625,47 +3950,29 @@
         <w:pStyle w:val="FirstParagraph"/>
       </w:pPr>
       <w:r>
-        <w:t xml:space="preserve">Quote and cite the source that said it,</w:t>
-      </w:r>
-      <w:r>
-        <w:t xml:space="preserve"> </w:t>
-      </w:r>
-      <w:r>
-        <w:t xml:space="preserve">not a later source that quotes it.</w:t>
-      </w:r>
-      <w:r>
-        <w:t xml:space="preserve"> </w:t>
-      </w:r>
-      <w:r>
-        <w:t xml:space="preserve">Check the wording and the page against the original.</w:t>
-      </w:r>
-    </w:p>
-    <w:p>
-      <w:pPr>
-        <w:pStyle w:val="BlockText"/>
-      </w:pPr>
-      <w:r>
-        <w:t xml:space="preserve">❌ Mitchell (1997), as quoted in Goodfellow et al. (2016), defines …</w:t>
-      </w:r>
-    </w:p>
-    <w:p>
-      <w:pPr>
-        <w:pStyle w:val="BlockText"/>
-      </w:pPr>
-      <w:r>
-        <w:t xml:space="preserve">✅</w:t>
-      </w:r>
-      <w:r>
-        <w:t xml:space="preserve"> </w:t>
-      </w:r>
-      <w:r>
-        <w:t xml:space="preserve">“A computer program is said to learn …”</w:t>
-      </w:r>
-      <w:r>
-        <w:t xml:space="preserve"> </w:t>
-      </w:r>
-      <w:r>
-        <w:t xml:space="preserve">(Mitchell 1997)</w:t>
+        <w:t xml:space="preserve">When a bibliography entry names an organization,</w:t>
+      </w:r>
+      <w:r>
+        <w:t xml:space="preserve"> </w:t>
+      </w:r>
+      <w:r>
+        <w:t xml:space="preserve">copy the name from the organization’s own page (its about page, README or footer)</w:t>
+      </w:r>
+      <w:r>
+        <w:t xml:space="preserve"> </w:t>
+      </w:r>
+      <w:r>
+        <w:t xml:space="preserve">rather than expanding an acronym from memory.</w:t>
+      </w:r>
+    </w:p>
+    <w:bookmarkEnd w:id="39"/>
+    <w:bookmarkStart w:id="42" w:name="verify-each-bibliography-entry"/>
+    <w:p>
+      <w:pPr>
+        <w:pStyle w:val="Heading2"/>
+      </w:pPr>
+      <w:r>
+        <w:t xml:space="preserve">12 Verify each bibliography entry</w:t>
       </w:r>
     </w:p>
     <w:p>
@@ -3673,72 +3980,6 @@
         <w:pStyle w:val="FirstParagraph"/>
       </w:pPr>
       <w:r>
-        <w:t xml:space="preserve">Credit a quotation to whoever speaks it in the primary source,</w:t>
-      </w:r>
-      <w:r>
-        <w:t xml:space="preserve"> </w:t>
-      </w:r>
-      <w:r>
-        <w:t xml:space="preserve">even when the speaker is quoting someone else.</w:t>
-      </w:r>
-      <w:r>
-        <w:t xml:space="preserve"> </w:t>
-      </w:r>
-      <w:r>
-        <w:t xml:space="preserve">When attribution is in doubt, read the primary source (a transcript, the original page) first.</w:t>
-      </w:r>
-      <w:r>
-        <w:t xml:space="preserve"> </w:t>
-      </w:r>
-      <w:r>
-        <w:t xml:space="preserve">Uncertainty about who said a line is not evidence about who said it.</w:t>
-      </w:r>
-    </w:p>
-    <w:bookmarkEnd w:id="39"/>
-    <w:bookmarkStart w:id="40" w:name="Xdc6e961a4731f42c2c786ef03a498fc72396848"/>
-    <w:p>
-      <w:pPr>
-        <w:pStyle w:val="Heading2"/>
-      </w:pPr>
-      <w:r>
-        <w:t xml:space="preserve">11 Copy organization names from their source</w:t>
-      </w:r>
-    </w:p>
-    <w:p>
-      <w:pPr>
-        <w:pStyle w:val="FirstParagraph"/>
-      </w:pPr>
-      <w:r>
-        <w:t xml:space="preserve">When a bibliography entry names an organization,</w:t>
-      </w:r>
-      <w:r>
-        <w:t xml:space="preserve"> </w:t>
-      </w:r>
-      <w:r>
-        <w:t xml:space="preserve">copy the name from the organization’s own page (its about page, README or footer)</w:t>
-      </w:r>
-      <w:r>
-        <w:t xml:space="preserve"> </w:t>
-      </w:r>
-      <w:r>
-        <w:t xml:space="preserve">rather than expanding an acronym from memory.</w:t>
-      </w:r>
-    </w:p>
-    <w:bookmarkEnd w:id="40"/>
-    <w:bookmarkStart w:id="43" w:name="verify-each-bibliography-entry"/>
-    <w:p>
-      <w:pPr>
-        <w:pStyle w:val="Heading2"/>
-      </w:pPr>
-      <w:r>
-        <w:t xml:space="preserve">12 Verify each bibliography entry</w:t>
-      </w:r>
-    </w:p>
-    <w:p>
-      <w:pPr>
-        <w:pStyle w:val="FirstParagraph"/>
-      </w:pPr>
-      <w:r>
         <w:t xml:space="preserve">Check each detail of a bibliography entry against an official source.</w:t>
       </w:r>
       <w:r>
@@ -3750,7 +3991,7 @@
       <w:r>
         <w:t xml:space="preserve"> </w:t>
       </w:r>
-      <w:hyperlink r:id="rId41">
+      <w:hyperlink r:id="rId40">
         <w:r>
           <w:rPr>
             <w:rStyle w:val="Hyperlink"/>
@@ -3767,7 +4008,7 @@
       <w:r>
         <w:t xml:space="preserve"> </w:t>
       </w:r>
-      <w:hyperlink r:id="rId42">
+      <w:hyperlink r:id="rId41">
         <w:r>
           <w:rPr>
             <w:rStyle w:val="Hyperlink"/>
@@ -3809,8 +4050,8 @@
         <w:t xml:space="preserve">and say in the pull request what you checked against what.</w:t>
       </w:r>
     </w:p>
-    <w:bookmarkEnd w:id="43"/>
-    <w:bookmarkStart w:id="44" w:name="cite-an-alias-directly"/>
+    <w:bookmarkEnd w:id="42"/>
+    <w:bookmarkStart w:id="43" w:name="cite-an-alias-directly"/>
     <w:p>
       <w:pPr>
         <w:pStyle w:val="Heading2"/>
@@ -3906,8 +4147,8 @@
         <w:t xml:space="preserve">also called the **alias** [@key, section]</w:t>
       </w:r>
     </w:p>
-    <w:bookmarkEnd w:id="44"/>
-    <w:bookmarkStart w:id="47" w:name="cite-the-original-for-named-results"/>
+    <w:bookmarkEnd w:id="43"/>
+    <w:bookmarkStart w:id="46" w:name="cite-the-original-for-named-results"/>
     <w:p>
       <w:pPr>
         <w:pStyle w:val="Heading2"/>
@@ -4188,7 +4429,7 @@
       <w:r>
         <w:t xml:space="preserve"> </w:t>
       </w:r>
-      <w:hyperlink r:id="rId45">
+      <w:hyperlink r:id="rId44">
         <w:r>
           <w:rPr>
             <w:rStyle w:val="Hyperlink"/>
@@ -4214,7 +4455,7 @@
         <w:t xml:space="preserve">and never fill in a title, volume, or page number from memory.</w:t>
       </w:r>
     </w:p>
-    <w:bookmarkStart w:id="46" w:name="exm-cite-original"/>
+    <w:bookmarkStart w:id="45" w:name="exm-cite-original"/>
     <w:p>
       <w:pPr>
         <w:pStyle w:val="BodyText"/>
@@ -4288,63 +4529,63 @@
         <w:t xml:space="preserve">.</w:t>
       </w:r>
     </w:p>
+    <w:bookmarkEnd w:id="45"/>
     <w:bookmarkEnd w:id="46"/>
+    <w:bookmarkStart w:id="47" w:name="put-the-content-first"/>
+    <w:p>
+      <w:pPr>
+        <w:pStyle w:val="Heading2"/>
+      </w:pPr>
+      <w:r>
+        <w:t xml:space="preserve">15 Put the content first</w:t>
+      </w:r>
+    </w:p>
+    <w:p>
+      <w:pPr>
+        <w:pStyle w:val="FirstParagraph"/>
+      </w:pPr>
+      <w:r>
+        <w:t xml:space="preserve">Headings and sentences should name the topic, not its author:</w:t>
+      </w:r>
+      <w:r>
+        <w:t xml:space="preserve"> </w:t>
+      </w:r>
+      <w:r>
+        <w:t xml:space="preserve">“A formal definition of machine learning”</w:t>
+      </w:r>
+      <w:r>
+        <w:t xml:space="preserve">,</w:t>
+      </w:r>
+      <w:r>
+        <w:t xml:space="preserve"> </w:t>
+      </w:r>
+      <w:r>
+        <w:t xml:space="preserve">not</w:t>
+      </w:r>
+      <w:r>
+        <w:t xml:space="preserve"> </w:t>
+      </w:r>
+      <w:r>
+        <w:t xml:space="preserve">“Mitchell’s definition”</w:t>
+      </w:r>
+      <w:r>
+        <w:t xml:space="preserve">.</w:t>
+      </w:r>
+      <w:r>
+        <w:t xml:space="preserve"> </w:t>
+      </w:r>
+      <w:r>
+        <w:t xml:space="preserve">Follow a quotation with its citation alone,</w:t>
+      </w:r>
+      <w:r>
+        <w:t xml:space="preserve"> </w:t>
+      </w:r>
+      <w:r>
+        <w:t xml:space="preserve">without commentary on who said it or where it was repeated.</w:t>
+      </w:r>
+    </w:p>
     <w:bookmarkEnd w:id="47"/>
-    <w:bookmarkStart w:id="48" w:name="put-the-content-first"/>
-    <w:p>
-      <w:pPr>
-        <w:pStyle w:val="Heading2"/>
-      </w:pPr>
-      <w:r>
-        <w:t xml:space="preserve">15 Put the content first</w:t>
-      </w:r>
-    </w:p>
-    <w:p>
-      <w:pPr>
-        <w:pStyle w:val="FirstParagraph"/>
-      </w:pPr>
-      <w:r>
-        <w:t xml:space="preserve">Headings and sentences should name the topic, not its author:</w:t>
-      </w:r>
-      <w:r>
-        <w:t xml:space="preserve"> </w:t>
-      </w:r>
-      <w:r>
-        <w:t xml:space="preserve">“A formal definition of machine learning”</w:t>
-      </w:r>
-      <w:r>
-        <w:t xml:space="preserve">,</w:t>
-      </w:r>
-      <w:r>
-        <w:t xml:space="preserve"> </w:t>
-      </w:r>
-      <w:r>
-        <w:t xml:space="preserve">not</w:t>
-      </w:r>
-      <w:r>
-        <w:t xml:space="preserve"> </w:t>
-      </w:r>
-      <w:r>
-        <w:t xml:space="preserve">“Mitchell’s definition”</w:t>
-      </w:r>
-      <w:r>
-        <w:t xml:space="preserve">.</w:t>
-      </w:r>
-      <w:r>
-        <w:t xml:space="preserve"> </w:t>
-      </w:r>
-      <w:r>
-        <w:t xml:space="preserve">Follow a quotation with its citation alone,</w:t>
-      </w:r>
-      <w:r>
-        <w:t xml:space="preserve"> </w:t>
-      </w:r>
-      <w:r>
-        <w:t xml:space="preserve">without commentary on who said it or where it was repeated.</w:t>
-      </w:r>
-    </w:p>
-    <w:bookmarkEnd w:id="48"/>
-    <w:bookmarkStart w:id="49" w:name="adapting-another-courses-material"/>
+    <w:bookmarkStart w:id="48" w:name="adapting-another-courses-material"/>
     <w:p>
       <w:pPr>
         <w:pStyle w:val="Heading2"/>
@@ -4589,8 +4830,8 @@
         <w:t xml:space="preserve">:::</w:t>
       </w:r>
     </w:p>
-    <w:bookmarkEnd w:id="49"/>
-    <w:bookmarkStart w:id="50" w:name="material-from-your-own-work"/>
+    <w:bookmarkEnd w:id="48"/>
+    <w:bookmarkStart w:id="49" w:name="material-from-your-own-work"/>
     <w:p>
       <w:pPr>
         <w:pStyle w:val="Heading2"/>
@@ -5032,8 +5273,8 @@
         <w:t xml:space="preserve">When you find an existing credit to your own work, remove it and add or keep a link to it.</w:t>
       </w:r>
     </w:p>
-    <w:bookmarkEnd w:id="50"/>
-    <w:bookmarkStart w:id="51" w:name="common-citation-errors-to-avoid"/>
+    <w:bookmarkEnd w:id="49"/>
+    <w:bookmarkStart w:id="50" w:name="common-citation-errors-to-avoid"/>
     <w:p>
       <w:pPr>
         <w:pStyle w:val="Heading2"/>
@@ -5217,8 +5458,8 @@
         <w:t xml:space="preserve">: Failing to cite work that directly influenced your ideas</w:t>
       </w:r>
     </w:p>
-    <w:bookmarkEnd w:id="51"/>
-    <w:bookmarkStart w:id="57" w:name="examples"/>
+    <w:bookmarkEnd w:id="50"/>
+    <w:bookmarkStart w:id="56" w:name="examples"/>
     <w:p>
       <w:pPr>
         <w:pStyle w:val="Heading2"/>
@@ -5227,7 +5468,7 @@
         <w:t xml:space="preserve">19 Examples</w:t>
       </w:r>
     </w:p>
-    <w:bookmarkStart w:id="52" w:name="poor-unsupported-claim"/>
+    <w:bookmarkStart w:id="51" w:name="poor-unsupported-claim"/>
     <w:p>
       <w:pPr>
         <w:pStyle w:val="Heading3"/>
@@ -5259,8 +5500,8 @@
         <w:t xml:space="preserve">: This claim is stated as fact without any support.</w:t>
       </w:r>
     </w:p>
-    <w:bookmarkEnd w:id="52"/>
-    <w:bookmarkStart w:id="53" w:name="better-citation-provided"/>
+    <w:bookmarkEnd w:id="51"/>
+    <w:bookmarkStart w:id="52" w:name="better-citation-provided"/>
     <w:p>
       <w:pPr>
         <w:pStyle w:val="Heading3"/>
@@ -5301,8 +5542,8 @@
         <w:t xml:space="preserve">: Citations provide evidence for the claim.</w:t>
       </w:r>
     </w:p>
-    <w:bookmarkEnd w:id="53"/>
-    <w:bookmarkStart w:id="54" w:name="best-citation-with-context"/>
+    <w:bookmarkEnd w:id="52"/>
+    <w:bookmarkStart w:id="53" w:name="best-citation-with-context"/>
     <w:p>
       <w:pPr>
         <w:pStyle w:val="Heading3"/>
@@ -5355,8 +5596,8 @@
         <w:t xml:space="preserve">: The specific support each citation provides is explained.</w:t>
       </w:r>
     </w:p>
-    <w:bookmarkEnd w:id="54"/>
-    <w:bookmarkStart w:id="55" w:name="poor-irrelevant-citation"/>
+    <w:bookmarkEnd w:id="53"/>
+    <w:bookmarkStart w:id="54" w:name="poor-irrelevant-citation"/>
     <w:p>
       <w:pPr>
         <w:pStyle w:val="Heading3"/>
@@ -5397,8 +5638,8 @@
         <w:t xml:space="preserve">: Knuth’s 1984 paper on literate programming doesn’t address Python or data science.</w:t>
       </w:r>
     </w:p>
-    <w:bookmarkEnd w:id="55"/>
-    <w:bookmarkStart w:id="56" w:name="better-relevant-citation"/>
+    <w:bookmarkEnd w:id="54"/>
+    <w:bookmarkStart w:id="55" w:name="better-relevant-citation"/>
     <w:p>
       <w:pPr>
         <w:pStyle w:val="Heading3"/>
@@ -5439,9 +5680,9 @@
         <w:t xml:space="preserve">: The citation is to a current survey of programming language usage.</w:t>
       </w:r>
     </w:p>
+    <w:bookmarkEnd w:id="55"/>
     <w:bookmarkEnd w:id="56"/>
-    <w:bookmarkEnd w:id="57"/>
-    <w:bookmarkStart w:id="74" w:name="conclusion"/>
+    <w:bookmarkStart w:id="75" w:name="conclusion"/>
     <w:p>
       <w:pPr>
         <w:pStyle w:val="Heading2"/>
@@ -5500,8 +5741,8 @@
         <w:t xml:space="preserve">add a citation or present direct evidence.</w:t>
       </w:r>
     </w:p>
-    <w:bookmarkStart w:id="73" w:name="refs"/>
-    <w:bookmarkStart w:id="59" w:name="ref-bienayme1853"/>
+    <w:bookmarkStart w:id="74" w:name="refs"/>
+    <w:bookmarkStart w:id="58" w:name="ref-bienayme1853"/>
     <w:p>
       <w:pPr>
         <w:pStyle w:val="Bibliography"/>
@@ -5546,7 +5787,7 @@
       <w:r>
         <w:t xml:space="preserve"> </w:t>
       </w:r>
-      <w:hyperlink r:id="rId58">
+      <w:hyperlink r:id="rId57">
         <w:r>
           <w:rPr>
             <w:rStyle w:val="Hyperlink"/>
@@ -5558,8 +5799,8 @@
         <w:t xml:space="preserve">.</w:t>
       </w:r>
     </w:p>
-    <w:bookmarkEnd w:id="59"/>
-    <w:bookmarkStart w:id="61" w:name="ref-blitzstein2019introduction"/>
+    <w:bookmarkEnd w:id="58"/>
+    <w:bookmarkStart w:id="60" w:name="ref-blitzstein2019introduction"/>
     <w:p>
       <w:pPr>
         <w:pStyle w:val="Bibliography"/>
@@ -5583,7 +5824,7 @@
       <w:r>
         <w:t xml:space="preserve"> </w:t>
       </w:r>
-      <w:hyperlink r:id="rId60">
+      <w:hyperlink r:id="rId59">
         <w:r>
           <w:rPr>
             <w:rStyle w:val="Hyperlink"/>
@@ -5595,8 +5836,8 @@
         <w:t xml:space="preserve">.</w:t>
       </w:r>
     </w:p>
-    <w:bookmarkEnd w:id="61"/>
-    <w:bookmarkStart w:id="63" w:name="ref-hawkins2004"/>
+    <w:bookmarkEnd w:id="60"/>
+    <w:bookmarkStart w:id="62" w:name="ref-hawkins2004"/>
     <w:p>
       <w:pPr>
         <w:pStyle w:val="Bibliography"/>
@@ -5629,7 +5870,7 @@
       <w:r>
         <w:t xml:space="preserve"> </w:t>
       </w:r>
-      <w:hyperlink r:id="rId62">
+      <w:hyperlink r:id="rId61">
         <w:r>
           <w:rPr>
             <w:rStyle w:val="Hyperlink"/>
@@ -5641,8 +5882,8 @@
         <w:t xml:space="preserve">.</w:t>
       </w:r>
     </w:p>
-    <w:bookmarkEnd w:id="63"/>
-    <w:bookmarkStart w:id="65" w:name="ref-knuth84"/>
+    <w:bookmarkEnd w:id="62"/>
+    <w:bookmarkStart w:id="64" w:name="ref-knuth84"/>
     <w:p>
       <w:pPr>
         <w:pStyle w:val="Bibliography"/>
@@ -5675,7 +5916,7 @@
       <w:r>
         <w:t xml:space="preserve"> </w:t>
       </w:r>
-      <w:hyperlink r:id="rId64">
+      <w:hyperlink r:id="rId63">
         <w:r>
           <w:rPr>
             <w:rStyle w:val="Hyperlink"/>
@@ -5687,8 +5928,8 @@
         <w:t xml:space="preserve">.</w:t>
       </w:r>
     </w:p>
-    <w:bookmarkEnd w:id="65"/>
-    <w:bookmarkStart w:id="66" w:name="ref-mitchell1997"/>
+    <w:bookmarkEnd w:id="64"/>
+    <w:bookmarkStart w:id="65" w:name="ref-mitchell1997"/>
     <w:p>
       <w:pPr>
         <w:pStyle w:val="Bibliography"/>
@@ -5710,8 +5951,8 @@
         <w:t xml:space="preserve">. McGraw-Hill.</w:t>
       </w:r>
     </w:p>
-    <w:bookmarkEnd w:id="66"/>
-    <w:bookmarkStart w:id="68" w:name="ref-stackoverflow2024"/>
+    <w:bookmarkEnd w:id="65"/>
+    <w:bookmarkStart w:id="67" w:name="ref-stackoverflow2024"/>
     <w:p>
       <w:pPr>
         <w:pStyle w:val="Bibliography"/>
@@ -5735,7 +5976,7 @@
       <w:r>
         <w:t xml:space="preserve"> </w:t>
       </w:r>
-      <w:hyperlink r:id="rId67">
+      <w:hyperlink r:id="rId66">
         <w:r>
           <w:rPr>
             <w:rStyle w:val="Hyperlink"/>
@@ -5747,8 +5988,8 @@
         <w:t xml:space="preserve">.</w:t>
       </w:r>
     </w:p>
-    <w:bookmarkEnd w:id="68"/>
-    <w:bookmarkStart w:id="70" w:name="ref-tchebichef1867"/>
+    <w:bookmarkEnd w:id="67"/>
+    <w:bookmarkStart w:id="69" w:name="ref-tchebichef1867"/>
     <w:p>
       <w:pPr>
         <w:pStyle w:val="Bibliography"/>
@@ -5778,7 +6019,7 @@
       <w:r>
         <w:t xml:space="preserve"> </w:t>
       </w:r>
-      <w:hyperlink r:id="rId69">
+      <w:hyperlink r:id="rId68">
         <w:r>
           <w:rPr>
             <w:rStyle w:val="Hyperlink"/>
@@ -5790,8 +6031,8 @@
         <w:t xml:space="preserve">.</w:t>
       </w:r>
     </w:p>
-    <w:bookmarkEnd w:id="70"/>
-    <w:bookmarkStart w:id="72" w:name="ref-vapnik1998"/>
+    <w:bookmarkEnd w:id="69"/>
+    <w:bookmarkStart w:id="71" w:name="ref-vapnik1998"/>
     <w:p>
       <w:pPr>
         <w:pStyle w:val="Bibliography"/>
@@ -5815,7 +6056,7 @@
       <w:r>
         <w:t xml:space="preserve"> </w:t>
       </w:r>
-      <w:hyperlink r:id="rId71">
+      <w:hyperlink r:id="rId70">
         <w:r>
           <w:rPr>
             <w:rStyle w:val="Hyperlink"/>
@@ -5827,9 +6068,105 @@
         <w:t xml:space="preserve">.</w:t>
       </w:r>
     </w:p>
-    <w:bookmarkEnd w:id="72"/>
+    <w:bookmarkEnd w:id="71"/>
+    <w:bookmarkStart w:id="73" w:name="ref-wikipedia_poisson_distribution"/>
+    <w:p>
+      <w:pPr>
+        <w:pStyle w:val="Bibliography"/>
+      </w:pPr>
+      <w:ins w:id="155" w:author="PR Preview" w:date="2026-01-01T00:00:00Z">
+        <w:r>
+          <w:t xml:space="preserve">Wikipedia contributors. 2026.</w:t>
+        </w:r>
+      </w:ins>
+      <w:ins w:id="156" w:author="PR Preview" w:date="2026-01-01T00:00:00Z">
+        <w:r>
+          <w:t xml:space="preserve"> </w:t>
+        </w:r>
+      </w:ins>
+      <w:ins w:id="157" w:author="PR Preview" w:date="2026-01-01T00:00:00Z">
+        <w:r>
+          <w:rPr>
+            <w:i/>
+            <w:iCs/>
+          </w:rPr>
+          <w:t xml:space="preserve">Poisson Distribution —</w:t>
+        </w:r>
+      </w:ins>
+      <w:ins w:id="158" w:author="PR Preview" w:date="2026-01-01T00:00:00Z">
+        <w:r>
+          <w:rPr>
+            <w:i/>
+            <w:iCs/>
+          </w:rPr>
+          <w:t xml:space="preserve"> </w:t>
+        </w:r>
+      </w:ins>
+      <w:ins w:id="159" w:author="PR Preview" w:date="2026-01-01T00:00:00Z">
+        <w:r>
+          <w:rPr>
+            <w:i/>
+            <w:iCs/>
+          </w:rPr>
+          <w:t xml:space="preserve">Wikipedia</w:t>
+        </w:r>
+      </w:ins>
+      <w:ins w:id="160" w:author="PR Preview" w:date="2026-01-01T00:00:00Z">
+        <w:r>
+          <w:rPr>
+            <w:i/>
+            <w:iCs/>
+          </w:rPr>
+          <w:t xml:space="preserve">,</w:t>
+        </w:r>
+      </w:ins>
+      <w:ins w:id="161" w:author="PR Preview" w:date="2026-01-01T00:00:00Z">
+        <w:r>
+          <w:rPr>
+            <w:i/>
+            <w:iCs/>
+          </w:rPr>
+          <w:t xml:space="preserve"> </w:t>
+        </w:r>
+      </w:ins>
+      <w:ins w:id="162" w:author="PR Preview" w:date="2026-01-01T00:00:00Z">
+        <w:r>
+          <w:rPr>
+            <w:i/>
+            <w:iCs/>
+          </w:rPr>
+          <w:t xml:space="preserve">the Free Encyclopedia</w:t>
+        </w:r>
+      </w:ins>
+      <w:ins w:id="163" w:author="PR Preview" w:date="2026-01-01T00:00:00Z">
+        <w:r>
+          <w:t xml:space="preserve">.</w:t>
+        </w:r>
+      </w:ins>
+      <w:ins w:id="164" w:author="PR Preview" w:date="2026-01-01T00:00:00Z">
+        <w:r>
+          <w:t xml:space="preserve"> </w:t>
+        </w:r>
+      </w:ins>
+      <w:hyperlink r:id="rId72">
+        <w:ins w:id="165" w:author="PR Preview" w:date="2026-01-01T00:00:00Z">
+          <w:r>
+            <w:rPr>
+              <w:rStyle w:val="Hyperlink"/>
+            </w:rPr>
+            <w:t xml:space="preserve">https://en.wikipedia.org/wiki/Poisson_distribution</w:t>
+          </w:r>
+        </w:ins>
+      </w:hyperlink>
+      <w:ins w:id="166" w:author="PR Preview" w:date="2026-01-01T00:00:00Z">
+        <w:r>
+          <w:t xml:space="preserve">.</w:t>
+        </w:r>
+      </w:ins>
+    </w:p>
     <w:bookmarkEnd w:id="73"/>
     <w:bookmarkEnd w:id="74"/>
+    <w:bookmarkEnd w:id="75"/>
     <w:sectPr>
       <w:footnotePr>
         <w:numRestart w:val="eachSect"/>
